--- a/actividades/06-practica-3-filtros-espaciales/Practica3_Filtros_espaciales.docx
+++ b/actividades/06-practica-3-filtros-espaciales/Practica3_Filtros_espaciales.docx
@@ -19,7 +19,7 @@
         <w:pStyle w:val="Title"/>
       </w:pPr>
       <w:r>
-        <w:t>Práctica 3. Filtros espaciales por convolución</w:t>
+        <w:t>Práctica 3. Algoritmos de mejoramiento de imágenes en el dominio espacial</w:t>
       </w:r>
     </w:p>
     <w:p>
@@ -35,7 +35,7 @@
         <w:pStyle w:val="BodyText"/>
       </w:pPr>
       <w:r>
-        <w:t>Integrantes: Diego Falcón Costilla</w:t>
+        <w:t>Integrantes:</w:t>
       </w:r>
     </w:p>
     <w:p>
@@ -43,7 +43,7 @@
         <w:pStyle w:val="BodyText"/>
       </w:pPr>
       <w:r>
-        <w:t>Fecha: septiembre de 2026</w:t>
+        <w:t>Diego Falcón Costilla A01139580</w:t>
       </w:r>
     </w:p>
     <w:p>
@@ -51,6 +51,38 @@
         <w:pStyle w:val="BodyText"/>
       </w:pPr>
       <w:r>
+        <w:t>Alejandro José Martínez Ubeda A01797775</w:t>
+      </w:r>
+    </w:p>
+    <w:p>
+      <w:pPr>
+        <w:pStyle w:val="BodyText"/>
+      </w:pPr>
+      <w:r>
+        <w:t>Ana Bonavides Aguilar A01423281</w:t>
+      </w:r>
+    </w:p>
+    <w:p>
+      <w:pPr>
+        <w:pStyle w:val="BodyText"/>
+      </w:pPr>
+      <w:r>
+        <w:t>José Andrés Orantes Guillén A01174130</w:t>
+      </w:r>
+    </w:p>
+    <w:p>
+      <w:pPr>
+        <w:pStyle w:val="BodyText"/>
+      </w:pPr>
+      <w:r>
+        <w:t>Fecha: 4/10/2026</w:t>
+      </w:r>
+    </w:p>
+    <w:p>
+      <w:pPr>
+        <w:pStyle w:val="BodyText"/>
+      </w:pPr>
+      <w:r>
         <w:t>Entrega: Notebook ejecutado + informe de resultados</w:t>
       </w:r>
     </w:p>
@@ -112,10 +144,6 @@
         <w:pStyle w:val="BodyText"/>
       </w:pPr>
       <w:r>
-        <w:rPr>
-          <w:bCs/>
-          <w:b/>
-        </w:rPr>
         <w:t xml:space="preserve">Contenido</w:t>
       </w:r>
     </w:p>
@@ -1336,23 +1364,7 @@
         <w:pStyle w:val="FirstParagraph"/>
       </w:pPr>
       <w:r>
-        <w:t xml:space="preserve">Estrictamente la</w:t>
-      </w:r>
-      <w:r>
-        <w:t xml:space="preserve"> </w:t>
-      </w:r>
-      <w:r>
-        <w:rPr>
-          <w:bCs/>
-          <w:b/>
-        </w:rPr>
-        <w:t xml:space="preserve">convolución</w:t>
-      </w:r>
-      <w:r>
-        <w:t xml:space="preserve"> </w:t>
-      </w:r>
-      <w:r>
-        <w:t xml:space="preserve">gira el kernel 180° (usa</w:t>
+        <w:t xml:space="preserve">Estrictamente la convolución gira el kernel 180° (usa</w:t>
       </w:r>
       <w:r>
         <w:t xml:space="preserve"> </w:t>
@@ -1405,23 +1417,7 @@
         </m:r>
       </m:oMath>
       <w:r>
-        <w:t xml:space="preserve">) y la</w:t>
-      </w:r>
-      <w:r>
-        <w:t xml:space="preserve"> </w:t>
-      </w:r>
-      <w:r>
-        <w:rPr>
-          <w:bCs/>
-          <w:b/>
-        </w:rPr>
-        <w:t xml:space="preserve">correlación</w:t>
-      </w:r>
-      <w:r>
-        <w:t xml:space="preserve"> </w:t>
-      </w:r>
-      <w:r>
-        <w:t xml:space="preserve">no. En visión suele llamarse convolución a la correlación; para kernels simétricos (promedio, gaussiano, Laplaciano) coinciden,</w:t>
+        <w:t xml:space="preserve">) y la correlación no. En visión suele llamarse convolución a la correlación; para kernels simétricos (promedio, gaussiano, Laplaciano) coinciden,</w:t>
       </w:r>
       <w:r>
         <w:t xml:space="preserve"> </w:t>
@@ -3317,39 +3313,7 @@
         <w:pStyle w:val="FirstParagraph"/>
       </w:pPr>
       <w:r>
-        <w:t xml:space="preserve">Los filtros de promedio y gaussiano</w:t>
-      </w:r>
-      <w:r>
-        <w:t xml:space="preserve"> </w:t>
-      </w:r>
-      <w:r>
-        <w:rPr>
-          <w:bCs/>
-          <w:b/>
-        </w:rPr>
-        <w:t xml:space="preserve">suavizan</w:t>
-      </w:r>
-      <w:r>
-        <w:t xml:space="preserve"> </w:t>
-      </w:r>
-      <w:r>
-        <w:t xml:space="preserve">(bajan el ruido y también el detalle; el 7×7 borra más que el 3×3), y el de realce</w:t>
-      </w:r>
-      <w:r>
-        <w:t xml:space="preserve"> </w:t>
-      </w:r>
-      <w:r>
-        <w:rPr>
-          <w:bCs/>
-          <w:b/>
-        </w:rPr>
-        <w:t xml:space="preserve">acentúa los bordes</w:t>
-      </w:r>
-      <w:r>
-        <w:t xml:space="preserve"> </w:t>
-      </w:r>
-      <w:r>
-        <w:t xml:space="preserve">porque su coeficiente central (5) supera la suma de los vecinos negativos.</w:t>
+        <w:t xml:space="preserve">Los filtros de promedio y gaussiano suavizan (bajan el ruido y también el detalle; el 7×7 borra más que el 3×3), y el de realce acentúa los bordes porque su coeficiente central (5) supera la suma de los vecinos negativos.</w:t>
       </w:r>
       <w:r>
         <w:t xml:space="preserve"> </w:t>
@@ -3393,33 +3357,7 @@
         <w:pStyle w:val="Compact"/>
       </w:pPr>
       <w:r>
-        <w:rPr>
-          <w:bCs/>
-          <w:b/>
-        </w:rPr>
-        <w:t xml:space="preserve">Prewitt</w:t>
-      </w:r>
-      <w:r>
-        <w:t xml:space="preserve"> </w:t>
-      </w:r>
-      <w:r>
-        <w:t xml:space="preserve">y</w:t>
-      </w:r>
-      <w:r>
-        <w:t xml:space="preserve"> </w:t>
-      </w:r>
-      <w:r>
-        <w:rPr>
-          <w:bCs/>
-          <w:b/>
-        </w:rPr>
-        <w:t xml:space="preserve">Sobel</w:t>
-      </w:r>
-      <w:r>
-        <w:t xml:space="preserve"> </w:t>
-      </w:r>
-      <w:r>
-        <w:t xml:space="preserve">estiman el gradiente con dos kernels, uno por dirección, y la magnitud es</w:t>
+        <w:t xml:space="preserve">Prewitt y Sobel estiman el gradiente con dos kernels, uno por dirección, y la magnitud es</w:t>
       </w:r>
       <w:r>
         <w:t xml:space="preserve"> </w:t>
@@ -3579,23 +3517,7 @@
         <w:pStyle w:val="Compact"/>
       </w:pPr>
       <w:r>
-        <w:t xml:space="preserve">El</w:t>
-      </w:r>
-      <w:r>
-        <w:t xml:space="preserve"> </w:t>
-      </w:r>
-      <w:r>
-        <w:rPr>
-          <w:bCs/>
-          <w:b/>
-        </w:rPr>
-        <w:t xml:space="preserve">Laplaciano</w:t>
-      </w:r>
-      <w:r>
-        <w:t xml:space="preserve"> </w:t>
-      </w:r>
-      <w:r>
-        <w:t xml:space="preserve">es la derivada de segundo orden</w:t>
+        <w:t xml:space="preserve">El Laplaciano es la derivada de segundo orden</w:t>
       </w:r>
       <w:r>
         <w:t xml:space="preserve"> </w:t>
@@ -5733,20 +5655,7 @@
         <w:t xml:space="preserve"> </w:t>
       </w:r>
       <w:r>
-        <w:t xml:space="preserve">fijo es</w:t>
-      </w:r>
-      <w:r>
-        <w:t xml:space="preserve"> </w:t>
-      </w:r>
-      <w:r>
-        <w:rPr>
-          <w:bCs/>
-          <w:b/>
-        </w:rPr>
-        <w:t xml:space="preserve">lineal en el número de píxeles</w:t>
-      </w:r>
-      <w:r>
-        <w:t xml:space="preserve">,</w:t>
+        <w:t xml:space="preserve">fijo es lineal en el número de píxeles,</w:t>
       </w:r>
       <w:r>
         <w:t xml:space="preserve"> </w:t>
@@ -5929,23 +5838,7 @@
               <w:jc w:val="left"/>
             </w:pPr>
             <w:r>
-              <w:t xml:space="preserve">12 sumas/restas,</w:t>
-            </w:r>
-            <w:r>
-              <w:t xml:space="preserve"> </w:t>
-            </w:r>
-            <w:r>
-              <w:rPr>
-                <w:bCs/>
-                <w:b/>
-              </w:rPr>
-              <w:t xml:space="preserve">sin multiplicaciones</w:t>
-            </w:r>
-            <w:r>
-              <w:t xml:space="preserve"> </w:t>
-            </w:r>
-            <w:r>
-              <w:t xml:space="preserve">(coeficientes ±1)</w:t>
+              <w:t xml:space="preserve">12 sumas/restas, sin multiplicaciones (coeficientes ±1)</w:t>
             </w:r>
           </w:p>
         </w:tc>
@@ -6037,17 +5930,7 @@
               <w:jc w:val="left"/>
             </w:pPr>
             <w:r>
-              <w:rPr>
-                <w:bCs/>
-                <w:b/>
-              </w:rPr>
-              <w:t xml:space="preserve">1</w:t>
-            </w:r>
-            <w:r>
-              <w:t xml:space="preserve"> </w:t>
-            </w:r>
-            <w:r>
-              <w:t xml:space="preserve">(3×3)</w:t>
+              <w:t xml:space="preserve">1 (3×3)</w:t>
             </w:r>
           </w:p>
         </w:tc>
@@ -6058,10 +5941,6 @@
               <w:jc w:val="left"/>
             </w:pPr>
             <w:r>
-              <w:rPr>
-                <w:bCs/>
-                <w:b/>
-              </w:rPr>
               <w:t xml:space="preserve">5</w:t>
             </w:r>
           </w:p>
@@ -6152,20 +6031,7 @@
         <w:pStyle w:val="BodyText"/>
       </w:pPr>
       <w:r>
-        <w:t xml:space="preserve">Además,</w:t>
-      </w:r>
-      <w:r>
-        <w:t xml:space="preserve"> </w:t>
-      </w:r>
-      <w:r>
-        <w:rPr>
-          <w:bCs/>
-          <w:b/>
-        </w:rPr>
-        <w:t xml:space="preserve">Prewitt y Sobel son separables</w:t>
-      </w:r>
-      <w:r>
-        <w:t xml:space="preserve">:</w:t>
+        <w:t xml:space="preserve">Además, Prewitt y Sobel son separables:</w:t>
       </w:r>
       <w:r>
         <w:t xml:space="preserve"> </w:t>
@@ -8192,39 +8058,7 @@
         </m:r>
       </m:oMath>
       <w:r>
-        <w:t xml:space="preserve">, así que la diferencia está en la constante: el</w:t>
-      </w:r>
-      <w:r>
-        <w:t xml:space="preserve"> </w:t>
-      </w:r>
-      <w:r>
-        <w:rPr>
-          <w:bCs/>
-          <w:b/>
-        </w:rPr>
-        <w:t xml:space="preserve">Laplaciano de 4 vecinos es el más eficiente</w:t>
-      </w:r>
-      <w:r>
-        <w:t xml:space="preserve"> </w:t>
-      </w:r>
-      <w:r>
-        <w:t xml:space="preserve">(un solo kernel, 5 términos no nulos, sin raíz cuadrada), seguido del Laplaciano de 8 vecinos, y</w:t>
-      </w:r>
-      <w:r>
-        <w:t xml:space="preserve"> </w:t>
-      </w:r>
-      <w:r>
-        <w:rPr>
-          <w:bCs/>
-          <w:b/>
-        </w:rPr>
-        <w:t xml:space="preserve">Prewitt y Sobel cuestan entre 2 y 3 veces más</w:t>
-      </w:r>
-      <w:r>
-        <w:t xml:space="preserve"> </w:t>
-      </w:r>
-      <w:r>
-        <w:t xml:space="preserve">que el Laplaciano de 4 vecinos (dos kernels con 6 términos cada uno). Las mediciones lo confirman: el tiempo se ordena por número de términos no nulos, tanto en Python puro como con NumPy.</w:t>
+        <w:t xml:space="preserve">, así que la diferencia está en la constante: el Laplaciano de 4 vecinos es el más eficiente (un solo kernel, 5 términos no nulos, sin raíz cuadrada), seguido del Laplaciano de 8 vecinos, y Prewitt y Sobel cuestan entre 2 y 3 veces más que el Laplaciano de 4 vecinos (dos kernels con 6 términos cada uno). Las mediciones lo confirman: el tiempo se ordena por número de términos no nulos, tanto en Python puro como con NumPy.</w:t>
       </w:r>
     </w:p>
     <w:p>
@@ -8236,39 +8070,7 @@
         <w:pStyle w:val="Compact"/>
       </w:pPr>
       <w:r>
-        <w:t xml:space="preserve">Entre los dos de gradiente,</w:t>
-      </w:r>
-      <w:r>
-        <w:t xml:space="preserve"> </w:t>
-      </w:r>
-      <w:r>
-        <w:rPr>
-          <w:bCs/>
-          <w:b/>
-        </w:rPr>
-        <w:t xml:space="preserve">Prewitt es teóricamente más barato</w:t>
-      </w:r>
-      <w:r>
-        <w:t xml:space="preserve"> </w:t>
-      </w:r>
-      <w:r>
-        <w:t xml:space="preserve">(solo sumas y restas, sin multiplicar), pero en software con números reales la diferencia medida es indistinguible del error de medición (entre ejecuciones cambia incluso cuál de los dos sale más rápido), porque multiplicar por 2 cuesta casi lo mismo que por 1. La ventaja real de Prewitt aparecería en hardware de enteros.</w:t>
-      </w:r>
-      <w:r>
-        <w:t xml:space="preserve"> </w:t>
-      </w:r>
-      <w:r>
-        <w:rPr>
-          <w:bCs/>
-          <w:b/>
-        </w:rPr>
-        <w:t xml:space="preserve">Sobel suaviza mejor</w:t>
-      </w:r>
-      <w:r>
-        <w:t xml:space="preserve"> </w:t>
-      </w:r>
-      <w:r>
-        <w:t xml:space="preserve">el ruido porque pondera el píxel central, por lo que suele preferirse.</w:t>
+        <w:t xml:space="preserve">Entre los dos de gradiente, Prewitt es teóricamente más barato (solo sumas y restas, sin multiplicar), pero en software con números reales la diferencia medida es indistinguible del error de medición (entre ejecuciones cambia incluso cuál de los dos sale más rápido), porque multiplicar por 2 cuesta casi lo mismo que por 1. La ventaja real de Prewitt aparecería en hardware de enteros. Sobel suaviza mejor el ruido porque pondera el píxel central, por lo que suele preferirse.</w:t>
       </w:r>
     </w:p>
     <w:p>
@@ -8280,23 +8082,7 @@
         <w:pStyle w:val="Compact"/>
       </w:pPr>
       <w:r>
-        <w:t xml:space="preserve">Eficiencia no es calidad: el Laplaciano es el más barato pero el más sensible al ruido (ver imágenes: las zonas de textura y el cielo se llenan de respuesta) y no da dirección del borde, mientras que Sobel y Prewitt dan magnitud</w:t>
-      </w:r>
-      <w:r>
-        <w:t xml:space="preserve"> </w:t>
-      </w:r>
-      <w:r>
-        <w:rPr>
-          <w:bCs/>
-          <w:b/>
-        </w:rPr>
-        <w:t xml:space="preserve">y</w:t>
-      </w:r>
-      <w:r>
-        <w:t xml:space="preserve"> </w:t>
-      </w:r>
-      <w:r>
-        <w:t xml:space="preserve">dirección. Suavizar antes de derivar (segunda fila de imágenes) mejora sobre todo al Laplaciano.</w:t>
+        <w:t xml:space="preserve">Eficiencia no es calidad: el Laplaciano es el más barato pero el más sensible al ruido (ver imágenes: las zonas de textura y el cielo se llenan de respuesta) y no da dirección del borde, mientras que Sobel y Prewitt dan magnitud y dirección. Suavizar antes de derivar (segunda fila de imágenes) mejora sobre todo al Laplaciano.</w:t>
       </w:r>
     </w:p>
     <w:bookmarkStart w:id="27" w:name="X8e2686369bf90201d26ea30fa3508c6478afb3f"/>
@@ -8326,23 +8112,7 @@
         <w:t xml:space="preserve">borde</w:t>
       </w:r>
       <w:r>
-        <w:t xml:space="preserve">. Para</w:t>
-      </w:r>
-      <w:r>
-        <w:t xml:space="preserve"> </w:t>
-      </w:r>
-      <w:r>
-        <w:rPr>
-          <w:bCs/>
-          <w:b/>
-        </w:rPr>
-        <w:t xml:space="preserve">líneas delgadas</w:t>
-      </w:r>
-      <w:r>
-        <w:t xml:space="preserve"> </w:t>
-      </w:r>
-      <w:r>
-        <w:t xml:space="preserve">(marcas de carril, por ejemplo) se usan máscaras que responden a un trazo brillante de un píxel de ancho en una orientación concreta (Gonzalez &amp; Woods, 2018, cap. 10):</w:t>
+        <w:t xml:space="preserve">. Para líneas delgadas (marcas de carril, por ejemplo) se usan máscaras que responden a un trazo brillante de un píxel de ancho en una orientación concreta (Gonzalez &amp; Woods, 2018, cap. 10):</w:t>
       </w:r>
     </w:p>
     <w:bookmarkEnd w:id="27"/>
@@ -9462,17 +9232,7 @@
         <w:t xml:space="preserve"> </w:t>
       </w:r>
       <w:r>
-        <w:rPr>
-          <w:bCs/>
-          <w:b/>
-        </w:rPr>
-        <w:t xml:space="preserve">suma</w:t>
-      </w:r>
-      <w:r>
-        <w:t xml:space="preserve"> </w:t>
-      </w:r>
-      <w:r>
-        <w:t xml:space="preserve">un realce proporcional a la curvatura local,</w:t>
+        <w:t xml:space="preserve">suma un realce proporcional a la curvatura local,</w:t>
       </w:r>
       <w:r>
         <w:t xml:space="preserve"> </w:t>
@@ -11233,23 +10993,7 @@
         <w:t xml:space="preserve"> </w:t>
       </w:r>
       <w:r>
-        <w:t xml:space="preserve">Una gammagrafía ósea de cuerpo entero (medicina nuclear) es una imagen de</w:t>
-      </w:r>
-      <w:r>
-        <w:t xml:space="preserve"> </w:t>
-      </w:r>
-      <w:r>
-        <w:rPr>
-          <w:bCs/>
-          <w:b/>
-        </w:rPr>
-        <w:t xml:space="preserve">bajo contraste y mucho ruido</w:t>
-      </w:r>
-      <w:r>
-        <w:t xml:space="preserve"> </w:t>
-      </w:r>
-      <w:r>
-        <w:t xml:space="preserve">en la que hay que localizar zonas pequeñas de captación anormal.</w:t>
+        <w:t xml:space="preserve">Una gammagrafía ósea de cuerpo entero (medicina nuclear) es una imagen de bajo contraste y mucho ruido en la que hay que localizar zonas pequeñas de captación anormal.</w:t>
       </w:r>
       <w:r>
         <w:t xml:space="preserve"> </w:t>
@@ -13497,17 +13241,7 @@
         <w:pStyle w:val="Compact"/>
       </w:pPr>
       <w:r>
-        <w:rPr>
-          <w:bCs/>
-          <w:b/>
-        </w:rPr>
-        <w:t xml:space="preserve">La convolución es una sola operación con muchos usos.</w:t>
-      </w:r>
-      <w:r>
-        <w:t xml:space="preserve"> </w:t>
-      </w:r>
-      <w:r>
-        <w:t xml:space="preserve">Cambiando únicamente el kernel se obtiene suavizado (promedio, gaussiano), realce, gradiente (Prewitt, Sobel), segunda derivada (Laplaciano) o detección de líneas por orientación.</w:t>
+        <w:t xml:space="preserve">La convolución es una sola operación con muchos usos. Cambiando únicamente el kernel se obtiene suavizado (promedio, gaussiano), realce, gradiente (Prewitt, Sobel), segunda derivada (Laplaciano) o detección de líneas por orientación.</w:t>
       </w:r>
       <w:r>
         <w:t xml:space="preserve"> </w:t>
@@ -13877,6 +13611,24 @@
       </w:r>
     </w:p>
     <w:bookmarkEnd w:id="40"/>
+    <w:bookmarkStart w:id="41" w:name="declaración-y-uso-de-ia"/>
+    <w:p>
+      <w:pPr>
+        <w:pStyle w:val="Heading2"/>
+      </w:pPr>
+      <w:r>
+        <w:t xml:space="preserve">Declaración y uso de IA</w:t>
+      </w:r>
+    </w:p>
+    <w:p>
+      <w:pPr>
+        <w:pStyle w:val="FirstParagraph"/>
+      </w:pPr>
+      <w:r>
+        <w:t xml:space="preserve">Para la elaboración de este trabajo se utilizó Claude Opus, de Anthropic, como herramienta de apoyo en el desarrollo y la revisión del código, así como en la redacción del documento final. Su uso fue complementario y no sustituyó el criterio académico de los autores. El análisis, la interpretación de los resultados y la formulación de las conclusiones corresponden a los autores, quienes asumen la responsabilidad íntegra sobre la revisión, la exactitud y la integridad académica del contenido final.</w:t>
+      </w:r>
+    </w:p>
+    <w:bookmarkEnd w:id="41"/>
     <w:sectPr>
       <w:pgSz w:h="16838" w:w="11906"/>
       <w:pgMar w:bottom="964" w:footer="567" w:gutter="0" w:header="567" w:left="907" w:right="907" w:top="964"/>

--- a/actividades/06-practica-3-filtros-espaciales/Practica3_Filtros_espaciales.docx
+++ b/actividades/06-practica-3-filtros-espaciales/Practica3_Filtros_espaciales.docx
@@ -14023,7 +14023,7 @@
       <w:rFonts w:ascii="Calibri" w:asciiTheme="majorHAnsi" w:cstheme="majorBidi" w:eastAsiaTheme="majorEastAsia" w:hAnsi="Calibri" w:hAnsiTheme="majorHAnsi"/>
       <w:b/>
       <w:bCs/>
-      <w:color w:val="0B3D91"/>
+      <w:color w:val="000000"/>
       <w:sz w:val="44"/>
       <w:szCs w:val="36"/>
     </w:rPr>
@@ -14042,7 +14042,7 @@
     <w:rPr>
       <w:rFonts w:ascii="Calibri" w:hAnsi="Calibri"/>
       <w:b w:val="0"/>
-      <w:color w:val="333333"/>
+      <w:color w:val="000000"/>
       <w:sz w:val="26"/>
       <w:szCs w:val="30"/>
     </w:rPr>
@@ -14106,7 +14106,7 @@
       <w:rFonts w:ascii="Calibri" w:asciiTheme="majorHAnsi" w:cstheme="majorBidi" w:eastAsiaTheme="majorEastAsia" w:hAnsi="Calibri" w:hAnsiTheme="majorHAnsi"/>
       <w:b/>
       <w:bCs/>
-      <w:color w:val="0B3D91"/>
+      <w:color w:val="000000"/>
       <w:sz w:val="36"/>
       <w:szCs w:val="32"/>
     </w:rPr>
@@ -14128,7 +14128,7 @@
       <w:rFonts w:ascii="Calibri" w:asciiTheme="majorHAnsi" w:cstheme="majorBidi" w:eastAsiaTheme="majorEastAsia" w:hAnsi="Calibri" w:hAnsiTheme="majorHAnsi"/>
       <w:b/>
       <w:bCs/>
-      <w:color w:val="0B3D91"/>
+      <w:color w:val="000000"/>
       <w:sz w:val="28"/>
       <w:szCs w:val="28"/>
     </w:rPr>
@@ -14150,7 +14150,7 @@
       <w:rFonts w:ascii="Calibri" w:asciiTheme="majorHAnsi" w:cstheme="majorBidi" w:eastAsiaTheme="majorEastAsia" w:hAnsi="Calibri" w:hAnsiTheme="majorHAnsi"/>
       <w:b/>
       <w:bCs/>
-      <w:color w:val="0B3D91"/>
+      <w:color w:val="000000"/>
       <w:sz w:val="23"/>
       <w:szCs w:val="24"/>
     </w:rPr>
@@ -14173,7 +14173,7 @@
       <w:i/>
       <w:b/>
       <w:bCs/>
-      <w:color w:val="0B3D91"/>
+      <w:color w:val="000000"/>
       <w:sz w:val="21"/>
       <w:szCs w:val="24"/>
     </w:rPr>

--- a/actividades/06-practica-3-filtros-espaciales/Practica3_Filtros_espaciales.docx
+++ b/actividades/06-practica-3-filtros-espaciales/Practica3_Filtros_espaciales.docx
@@ -114,23 +114,7 @@
         <w:t xml:space="preserve"> </w:t>
       </w:r>
       <w:r>
-        <w:t xml:space="preserve">Implementar los filtros espaciales</w:t>
-      </w:r>
-      <w:r>
-        <w:t xml:space="preserve"> </w:t>
-      </w:r>
-      <w:r>
-        <w:rPr>
-          <w:iCs/>
-          <w:i/>
-        </w:rPr>
-        <w:t xml:space="preserve">desde cero</w:t>
-      </w:r>
-      <w:r>
-        <w:t xml:space="preserve"> </w:t>
-      </w:r>
-      <w:r>
-        <w:t xml:space="preserve">(sin funciones de OpenCV) para entender qué hace la convolución con un kernel,</w:t>
+        <w:t xml:space="preserve">Implementar los filtros espaciales desde cero (sin funciones de OpenCV) para entender qué hace la convolución con un kernel,</w:t>
       </w:r>
       <w:r>
         <w:t xml:space="preserve"> </w:t>
@@ -1070,13 +1054,13 @@
         <w:pStyle w:val="FirstParagraph"/>
       </w:pPr>
     </w:p>
-    <w:bookmarkStart w:id="21" w:name="Xf8bc31b2f64221beacf30cc458d498a04f5665c"/>
+    <w:bookmarkStart w:id="21" w:name="X7fac892200bb902e1635d67a4821b38c048e97c"/>
     <w:p>
       <w:pPr>
         <w:pStyle w:val="Heading2"/>
       </w:pPr>
       <w:r>
-        <w:t xml:space="preserve">1. Convolución y filtros básicos con kernels preestablecidos</w:t>
+        <w:t xml:space="preserve">Convolución y filtros básicos con kernels preestablecidos</w:t>
       </w:r>
     </w:p>
     <w:p>
@@ -6360,23 +6344,7 @@
         <w:t xml:space="preserve"> </w:t>
       </w:r>
       <w:r>
-        <w:t xml:space="preserve">(6 términos en lugar de 9 por kernel). El Laplaciano de 4 vecinos no es separable como producto de dos vectores (es la</w:t>
-      </w:r>
-      <w:r>
-        <w:t xml:space="preserve"> </w:t>
-      </w:r>
-      <w:r>
-        <w:rPr>
-          <w:iCs/>
-          <w:i/>
-        </w:rPr>
-        <w:t xml:space="preserve">suma</w:t>
-      </w:r>
-      <w:r>
-        <w:t xml:space="preserve"> </w:t>
-      </w:r>
-      <w:r>
-        <w:t xml:space="preserve">de dos kernels separables).</w:t>
+        <w:t xml:space="preserve">(6 términos en lugar de 9 por kernel). El Laplaciano de 4 vecinos no es separable como producto de dos vectores (es la suma de dos kernels separables).</w:t>
       </w:r>
       <w:r>
         <w:t xml:space="preserve"> </w:t>
@@ -8099,20 +8067,7 @@
         <w:pStyle w:val="FirstParagraph"/>
       </w:pPr>
       <w:r>
-        <w:t xml:space="preserve">Los operadores anteriores son detectores de</w:t>
-      </w:r>
-      <w:r>
-        <w:t xml:space="preserve"> </w:t>
-      </w:r>
-      <w:r>
-        <w:rPr>
-          <w:iCs/>
-          <w:i/>
-        </w:rPr>
-        <w:t xml:space="preserve">borde</w:t>
-      </w:r>
-      <w:r>
-        <w:t xml:space="preserve">. Para líneas delgadas (marcas de carril, por ejemplo) se usan máscaras que responden a un trazo brillante de un píxel de ancho en una orientación concreta (Gonzalez &amp; Woods, 2018, cap. 10):</w:t>
+        <w:t xml:space="preserve">Los operadores anteriores son detectores de borde. Para líneas delgadas (marcas de carril, por ejemplo) se usan máscaras que responden a un trazo brillante de un píxel de ancho en una orientación concreta (Gonzalez &amp; Woods, 2018, cap. 10):</w:t>
       </w:r>
     </w:p>
     <w:bookmarkEnd w:id="27"/>
@@ -9284,23 +9239,7 @@
         <w:t xml:space="preserve"> </w:t>
       </w:r>
       <w:r>
-        <w:t xml:space="preserve">es el realce estándar de Gonzalez y Woods (2018), y valores mayores dan un realce más agresivo con riesgo de</w:t>
-      </w:r>
-      <w:r>
-        <w:t xml:space="preserve"> </w:t>
-      </w:r>
-      <w:r>
-        <w:rPr>
-          <w:iCs/>
-          <w:i/>
-        </w:rPr>
-        <w:t xml:space="preserve">halos</w:t>
-      </w:r>
-      <w:r>
-        <w:t xml:space="preserve"> </w:t>
-      </w:r>
-      <w:r>
-        <w:t xml:space="preserve">y de amplificar el ruido.</w:t>
+        <w:t xml:space="preserve">es el realce estándar de Gonzalez y Woods (2018), y valores mayores dan un realce más agresivo con riesgo de halos y de amplificar el ruido.</w:t>
       </w:r>
     </w:p>
     <w:p>
